--- a/src/content/bios/Jenkins-R 2024.docx
+++ b/src/content/bios/Jenkins-R 2024.docx
@@ -1,6 +1,6 @@
 
 <file path=word/document.xml><?xml version="1.0" encoding="utf-8"?>
-<w:document xmlns:wpc="http://schemas.microsoft.com/office/word/2010/wordprocessingCanvas" xmlns:cx="http://schemas.microsoft.com/office/drawing/2014/chartex" xmlns:cx1="http://schemas.microsoft.com/office/drawing/2015/9/8/chartex" xmlns:cx2="http://schemas.microsoft.com/office/drawing/2015/10/21/chartex" xmlns:cx3="http://schemas.microsoft.com/office/drawing/2016/5/9/chartex" xmlns:cx4="http://schemas.microsoft.com/office/drawing/2016/5/10/chartex" xmlns:cx5="http://schemas.microsoft.com/office/drawing/2016/5/11/chartex" xmlns:cx6="http://schemas.microsoft.com/office/drawing/2016/5/12/chartex" xmlns:cx7="http://schemas.microsoft.com/office/drawing/2016/5/13/chartex" xmlns:cx8="http://schemas.microsoft.com/office/drawing/2016/5/14/chartex" xmlns:mc="http://schemas.openxmlformats.org/markup-compatibility/2006" xmlns:aink="http://schemas.microsoft.com/office/drawing/2016/ink" xmlns:am3d="http://schemas.microsoft.com/office/drawing/2017/model3d" xmlns:o="urn:schemas-microsoft-com:office:office" xmlns:oel="http://schemas.microsoft.com/office/2019/extlst" xmlns:r="http://schemas.openxmlformats.org/officeDocument/2006/relationships" xmlns:m="http://schemas.openxmlformats.org/officeDocument/2006/math" xmlns:v="urn:schemas-microsoft-com:vml" xmlns:wp14="http://schemas.microsoft.com/office/word/2010/wordprocessingDrawing" xmlns:wp="http://schemas.openxmlformats.org/drawingml/2006/wordprocessingDrawing" xmlns:w10="urn:schemas-microsoft-com:office:word" xmlns:w="http://schemas.openxmlformats.org/wordprocessingml/2006/main" xmlns:w14="http://schemas.microsoft.com/office/word/2010/wordml" xmlns:w15="http://schemas.microsoft.com/office/word/2012/wordml" xmlns:w16cex="http://schemas.microsoft.com/office/word/2018/wordml/cex" xmlns:w16cid="http://schemas.microsoft.com/office/word/2016/wordml/cid" xmlns:w16="http://schemas.microsoft.com/office/word/2018/wordml" xmlns:w16du="http://schemas.microsoft.com/office/word/2023/wordml/word16du" xmlns:w16sdtdh="http://schemas.microsoft.com/office/word/2020/wordml/sdtdatahash" xmlns:w16sdtfl="http://schemas.microsoft.com/office/word/2024/wordml/sdtformatlock" xmlns:w16se="http://schemas.microsoft.com/office/word/2015/wordml/symex" xmlns:wpg="http://schemas.microsoft.com/office/word/2010/wordprocessingGroup" xmlns:wpi="http://schemas.microsoft.com/office/word/2010/wordprocessingInk" xmlns:wne="http://schemas.microsoft.com/office/word/2006/wordml" xmlns:wps="http://schemas.microsoft.com/office/word/2010/wordprocessingShape" mc:Ignorable="w14 w15 w16se w16cid w16 w16cex w16sdtdh w16sdtfl w16du wp14">
+<w:document xmlns:wpc="http://schemas.microsoft.com/office/word/2010/wordprocessingCanvas" xmlns:cx="http://schemas.microsoft.com/office/drawing/2014/chartex" xmlns:cx1="http://schemas.microsoft.com/office/drawing/2015/9/8/chartex" xmlns:cx2="http://schemas.microsoft.com/office/drawing/2015/10/21/chartex" xmlns:cx3="http://schemas.microsoft.com/office/drawing/2016/5/9/chartex" xmlns:cx4="http://schemas.microsoft.com/office/drawing/2016/5/10/chartex" xmlns:cx5="http://schemas.microsoft.com/office/drawing/2016/5/11/chartex" xmlns:cx6="http://schemas.microsoft.com/office/drawing/2016/5/12/chartex" xmlns:cx7="http://schemas.microsoft.com/office/drawing/2016/5/13/chartex" xmlns:cx8="http://schemas.microsoft.com/office/drawing/2016/5/14/chartex" xmlns:mc="http://schemas.openxmlformats.org/markup-compatibility/2006" xmlns:m="http://schemas.openxmlformats.org/officeDocument/2006/math" xmlns:aink="http://schemas.microsoft.com/office/drawing/2016/ink" xmlns:am3d="http://schemas.microsoft.com/office/drawing/2017/model3d" xmlns:oel="http://schemas.microsoft.com/office/2019/extlst" xmlns:r="http://schemas.openxmlformats.org/officeDocument/2006/relationships" xmlns:wp14="http://schemas.microsoft.com/office/word/2010/wordprocessingDrawing" xmlns:wp="http://schemas.openxmlformats.org/drawingml/2006/wordprocessingDrawing" xmlns:wpg="http://schemas.microsoft.com/office/word/2010/wordprocessingGroup" xmlns:wpi="http://schemas.microsoft.com/office/word/2010/wordprocessingInk" xmlns:wps="http://schemas.microsoft.com/office/word/2010/wordprocessingShape" xmlns:o="urn:schemas-microsoft-com:office:office" xmlns:v="urn:schemas-microsoft-com:vml" xmlns:w10="urn:schemas-microsoft-com:office:word" xmlns:w="http://schemas.openxmlformats.org/wordprocessingml/2006/main" xmlns:w14="http://schemas.microsoft.com/office/word/2010/wordml" xmlns:w15="http://schemas.microsoft.com/office/word/2012/wordml" xmlns:w16cei="http://schemas.microsoft.com/office/word/2026/wordml/cei" xmlns:w16cex="http://schemas.microsoft.com/office/word/2018/wordml/cex" xmlns:w16cid="http://schemas.microsoft.com/office/word/2016/wordml/cid" xmlns:w16="http://schemas.microsoft.com/office/word/2018/wordml" xmlns:w16sdtdh="http://schemas.microsoft.com/office/word/2020/wordml/sdtdatahash" xmlns:w16sdtfl="http://schemas.microsoft.com/office/word/2024/wordml/sdtformatlock" xmlns:w16se="http://schemas.microsoft.com/office/word/2015/wordml/symex" xmlns:w16du="http://schemas.microsoft.com/office/word/2023/wordml/word16du" xmlns:wne="http://schemas.microsoft.com/office/word/2006/wordml" mc:Ignorable="w14 w15 w16se w16cid w16 w16cex w16sdtdh w16sdtfl w16du wp14">
   <w:body>
     <w:p>
       <w:pPr>
@@ -91,25 +91,7 @@
           <w:b/>
           <w:bCs/>
         </w:rPr>
-        <w:t xml:space="preserve">, Monmouthshire, Wales and died 5 January 2003 in East </w:t>
-      </w:r>
-      <w:proofErr w:type="spellStart"/>
-      <w:r>
-        <w:rPr>
-          <w:rFonts w:ascii="Times New Roman" w:hAnsi="Times New Roman" w:cs="Times New Roman"/>
-          <w:b/>
-          <w:bCs/>
-        </w:rPr>
-        <w:t>Hendred</w:t>
-      </w:r>
-      <w:proofErr w:type="spellEnd"/>
-      <w:r>
-        <w:rPr>
-          <w:rFonts w:ascii="Times New Roman" w:hAnsi="Times New Roman" w:cs="Times New Roman"/>
-          <w:b/>
-          <w:bCs/>
-        </w:rPr>
-        <w:t>, Oxfordshire, England.</w:t>
+        <w:t>, Monmouthshire, Wales and died 5 January 2003 in East Hendred, Oxfordshire, England.</w:t>
       </w:r>
       <w:r>
         <w:rPr>
@@ -463,7 +445,19 @@
         <w:rPr>
           <w:rFonts w:ascii="Times New Roman" w:hAnsi="Times New Roman" w:cs="Times New Roman"/>
         </w:rPr>
-        <w:t xml:space="preserve">Jean-Louis </w:t>
+        <w:t xml:space="preserve">Jenkins, 1977, </w:t>
+      </w:r>
+      <w:r>
+        <w:rPr>
+          <w:rFonts w:ascii="Times New Roman" w:hAnsi="Times New Roman" w:cs="Times New Roman"/>
+        </w:rPr>
+        <w:t xml:space="preserve">European Commission, </w:t>
+      </w:r>
+      <w:r>
+        <w:rPr>
+          <w:rFonts w:ascii="Times New Roman" w:hAnsi="Times New Roman" w:cs="Times New Roman"/>
+        </w:rPr>
+        <w:t xml:space="preserve">photographer Jean-Louis </w:t>
       </w:r>
       <w:proofErr w:type="spellStart"/>
       <w:r>
@@ -473,30 +467,6 @@
         <w:t>Debaize</w:t>
       </w:r>
       <w:proofErr w:type="spellEnd"/>
-      <w:r>
-        <w:rPr>
-          <w:rFonts w:ascii="Times New Roman" w:hAnsi="Times New Roman" w:cs="Times New Roman"/>
-        </w:rPr>
-        <w:t>,</w:t>
-      </w:r>
-      <w:r>
-        <w:rPr>
-          <w:rFonts w:ascii="Times New Roman" w:hAnsi="Times New Roman" w:cs="Times New Roman"/>
-        </w:rPr>
-        <w:t xml:space="preserve"> European Comm</w:t>
-      </w:r>
-      <w:r>
-        <w:rPr>
-          <w:rFonts w:ascii="Times New Roman" w:hAnsi="Times New Roman" w:cs="Times New Roman"/>
-        </w:rPr>
-        <w:t>unities,</w:t>
-      </w:r>
-      <w:r>
-        <w:rPr>
-          <w:rFonts w:ascii="Times New Roman" w:hAnsi="Times New Roman" w:cs="Times New Roman"/>
-        </w:rPr>
-        <w:t xml:space="preserve"> 1977</w:t>
-      </w:r>
     </w:p>
     <w:p>
       <w:pPr>
@@ -1758,21 +1728,7 @@
         <w:rPr>
           <w:rFonts w:ascii="Times New Roman" w:hAnsi="Times New Roman" w:cs="Times New Roman"/>
         </w:rPr>
-        <w:t xml:space="preserve">Xavier </w:t>
-      </w:r>
-      <w:proofErr w:type="spellStart"/>
-      <w:r>
-        <w:rPr>
-          <w:rFonts w:ascii="Times New Roman" w:hAnsi="Times New Roman" w:cs="Times New Roman"/>
-        </w:rPr>
-        <w:t>Ortoli’s</w:t>
-      </w:r>
-      <w:proofErr w:type="spellEnd"/>
-      <w:r>
-        <w:rPr>
-          <w:rFonts w:ascii="Times New Roman" w:hAnsi="Times New Roman" w:cs="Times New Roman"/>
-        </w:rPr>
-        <w:t xml:space="preserve"> successor </w:t>
+        <w:t xml:space="preserve">Xavier Ortoli’s successor </w:t>
       </w:r>
       <w:r>
         <w:rPr>
@@ -3230,21 +3186,7 @@
         <w:rPr>
           <w:rFonts w:ascii="Times New Roman" w:hAnsi="Times New Roman" w:cs="Times New Roman"/>
         </w:rPr>
-        <w:t xml:space="preserve"> and with some of the other key national negotiators, notably Klaus von </w:t>
-      </w:r>
-      <w:proofErr w:type="spellStart"/>
-      <w:r>
-        <w:rPr>
-          <w:rFonts w:ascii="Times New Roman" w:hAnsi="Times New Roman" w:cs="Times New Roman"/>
-        </w:rPr>
-        <w:t>Dohnanyi</w:t>
-      </w:r>
-      <w:proofErr w:type="spellEnd"/>
-      <w:r>
-        <w:rPr>
-          <w:rFonts w:ascii="Times New Roman" w:hAnsi="Times New Roman" w:cs="Times New Roman"/>
-        </w:rPr>
-        <w:t>, the German representative.</w:t>
+        <w:t xml:space="preserve"> and with some of the other key national negotiators, notably Klaus von Dohnanyi, the German representative.</w:t>
       </w:r>
       <w:r>
         <w:rPr>
@@ -3378,19 +3320,11 @@
         </w:rPr>
         <w:t xml:space="preserve">so-called Jacques </w:t>
       </w:r>
-      <w:proofErr w:type="spellStart"/>
-      <w:r>
-        <w:rPr>
-          <w:rFonts w:ascii="Times New Roman" w:hAnsi="Times New Roman" w:cs="Times New Roman"/>
-        </w:rPr>
-        <w:t>Delors</w:t>
-      </w:r>
-      <w:proofErr w:type="spellEnd"/>
-      <w:r>
-        <w:rPr>
-          <w:rFonts w:ascii="Times New Roman" w:hAnsi="Times New Roman" w:cs="Times New Roman"/>
-        </w:rPr>
-        <w:t xml:space="preserve"> I Package of 1988 fell </w:t>
+      <w:r>
+        <w:rPr>
+          <w:rFonts w:ascii="Times New Roman" w:hAnsi="Times New Roman" w:cs="Times New Roman"/>
+        </w:rPr>
+        <w:t xml:space="preserve">Delors I Package of 1988 fell </w:t>
       </w:r>
       <w:r>
         <w:rPr>
@@ -3857,50 +3791,28 @@
         <w:rPr>
           <w:rFonts w:ascii="Times New Roman" w:hAnsi="Times New Roman" w:cs="Times New Roman"/>
         </w:rPr>
-        <w:t xml:space="preserve">tienne </w:t>
+        <w:t xml:space="preserve">tienne Davignon (1971-1985), </w:t>
       </w:r>
       <w:proofErr w:type="spellStart"/>
       <w:r>
         <w:rPr>
           <w:rFonts w:ascii="Times New Roman" w:hAnsi="Times New Roman" w:cs="Times New Roman"/>
         </w:rPr>
-        <w:t>Davignon</w:t>
+        <w:t>Ortoli</w:t>
       </w:r>
       <w:proofErr w:type="spellEnd"/>
       <w:r>
         <w:rPr>
           <w:rFonts w:ascii="Times New Roman" w:hAnsi="Times New Roman" w:cs="Times New Roman"/>
         </w:rPr>
-        <w:t xml:space="preserve"> (1971-1985), </w:t>
-      </w:r>
-      <w:proofErr w:type="spellStart"/>
-      <w:r>
-        <w:rPr>
-          <w:rFonts w:ascii="Times New Roman" w:hAnsi="Times New Roman" w:cs="Times New Roman"/>
-        </w:rPr>
-        <w:t>Ortoli</w:t>
-      </w:r>
-      <w:proofErr w:type="spellEnd"/>
-      <w:r>
-        <w:rPr>
-          <w:rFonts w:ascii="Times New Roman" w:hAnsi="Times New Roman" w:cs="Times New Roman"/>
-        </w:rPr>
-        <w:t xml:space="preserve"> </w:t>
-      </w:r>
-      <w:r>
-        <w:rPr>
-          <w:rFonts w:ascii="Times New Roman" w:hAnsi="Times New Roman" w:cs="Times New Roman"/>
-        </w:rPr>
-        <w:t xml:space="preserve">and Finn </w:t>
-      </w:r>
-      <w:proofErr w:type="spellStart"/>
-      <w:r>
-        <w:rPr>
-          <w:rFonts w:ascii="Times New Roman" w:hAnsi="Times New Roman" w:cs="Times New Roman"/>
-        </w:rPr>
-        <w:t>Gundelach</w:t>
-      </w:r>
-      <w:proofErr w:type="spellEnd"/>
+        <w:t xml:space="preserve"> </w:t>
+      </w:r>
+      <w:r>
+        <w:rPr>
+          <w:rFonts w:ascii="Times New Roman" w:hAnsi="Times New Roman" w:cs="Times New Roman"/>
+        </w:rPr>
+        <w:t>and Finn Gundelach</w:t>
+      </w:r>
       <w:r>
         <w:rPr>
           <w:rFonts w:ascii="Times New Roman" w:hAnsi="Times New Roman" w:cs="Times New Roman"/>
@@ -6234,23 +6146,7 @@
           <w:bCs/>
           <w:lang w:val="en-US"/>
         </w:rPr>
-        <w:t xml:space="preserve">, Oxford 2004; G. </w:t>
-      </w:r>
-      <w:proofErr w:type="spellStart"/>
-      <w:r>
-        <w:rPr>
-          <w:bCs/>
-          <w:lang w:val="en-US"/>
-        </w:rPr>
-        <w:t>Garavini</w:t>
-      </w:r>
-      <w:proofErr w:type="spellEnd"/>
-      <w:r>
-        <w:rPr>
-          <w:bCs/>
-          <w:lang w:val="en-US"/>
-        </w:rPr>
-        <w:t xml:space="preserve">, ‘The Battle for the Participation of the Community in the G7 (1975-77)’ in </w:t>
+        <w:t xml:space="preserve">, Oxford 2004; G. Garavini, ‘The Battle for the Participation of the Community in the G7 (1975-77)’ in </w:t>
       </w:r>
       <w:r>
         <w:rPr>
@@ -6423,23 +6319,7 @@
           <w:bCs/>
           <w:lang w:val="en-US"/>
         </w:rPr>
-        <w:t xml:space="preserve">, London 2014; E. </w:t>
-      </w:r>
-      <w:proofErr w:type="spellStart"/>
-      <w:r>
-        <w:rPr>
-          <w:bCs/>
-          <w:lang w:val="en-US"/>
-        </w:rPr>
-        <w:t>Karamouzi</w:t>
-      </w:r>
-      <w:proofErr w:type="spellEnd"/>
-      <w:r>
-        <w:rPr>
-          <w:bCs/>
-          <w:lang w:val="en-US"/>
-        </w:rPr>
-        <w:t xml:space="preserve">, </w:t>
+        <w:t xml:space="preserve">, London 2014; E. Karamouzi, </w:t>
       </w:r>
       <w:r>
         <w:rPr>
@@ -6455,23 +6335,7 @@
           <w:bCs/>
           <w:lang w:val="en-US"/>
         </w:rPr>
-        <w:t xml:space="preserve">, London 2014; M. Yeager, ‘Roy Jenkins (1977-81): “My Fear Always Is That We Shall Go Too Slow”’ in J. van der </w:t>
-      </w:r>
-      <w:proofErr w:type="spellStart"/>
-      <w:r>
-        <w:rPr>
-          <w:bCs/>
-          <w:lang w:val="en-US"/>
-        </w:rPr>
-        <w:t>Harst</w:t>
-      </w:r>
-      <w:proofErr w:type="spellEnd"/>
-      <w:r>
-        <w:rPr>
-          <w:bCs/>
-          <w:lang w:val="en-US"/>
-        </w:rPr>
-        <w:t xml:space="preserve"> and G. </w:t>
+        <w:t xml:space="preserve">, London 2014; M. Yeager, ‘Roy Jenkins (1977-81): “My Fear Always Is That We Shall Go Too Slow”’ in J. van der Harst and G. </w:t>
       </w:r>
       <w:proofErr w:type="spellStart"/>
       <w:r>
@@ -6902,7 +6766,7 @@
 </file>
 
 <file path=word/endnotes.xml><?xml version="1.0" encoding="utf-8"?>
-<w:endnotes xmlns:wpc="http://schemas.microsoft.com/office/word/2010/wordprocessingCanvas" xmlns:cx="http://schemas.microsoft.com/office/drawing/2014/chartex" xmlns:cx1="http://schemas.microsoft.com/office/drawing/2015/9/8/chartex" xmlns:cx2="http://schemas.microsoft.com/office/drawing/2015/10/21/chartex" xmlns:cx3="http://schemas.microsoft.com/office/drawing/2016/5/9/chartex" xmlns:cx4="http://schemas.microsoft.com/office/drawing/2016/5/10/chartex" xmlns:cx5="http://schemas.microsoft.com/office/drawing/2016/5/11/chartex" xmlns:cx6="http://schemas.microsoft.com/office/drawing/2016/5/12/chartex" xmlns:cx7="http://schemas.microsoft.com/office/drawing/2016/5/13/chartex" xmlns:cx8="http://schemas.microsoft.com/office/drawing/2016/5/14/chartex" xmlns:mc="http://schemas.openxmlformats.org/markup-compatibility/2006" xmlns:aink="http://schemas.microsoft.com/office/drawing/2016/ink" xmlns:am3d="http://schemas.microsoft.com/office/drawing/2017/model3d" xmlns:o="urn:schemas-microsoft-com:office:office" xmlns:oel="http://schemas.microsoft.com/office/2019/extlst" xmlns:r="http://schemas.openxmlformats.org/officeDocument/2006/relationships" xmlns:m="http://schemas.openxmlformats.org/officeDocument/2006/math" xmlns:v="urn:schemas-microsoft-com:vml" xmlns:wp14="http://schemas.microsoft.com/office/word/2010/wordprocessingDrawing" xmlns:wp="http://schemas.openxmlformats.org/drawingml/2006/wordprocessingDrawing" xmlns:w10="urn:schemas-microsoft-com:office:word" xmlns:w="http://schemas.openxmlformats.org/wordprocessingml/2006/main" xmlns:w14="http://schemas.microsoft.com/office/word/2010/wordml" xmlns:w15="http://schemas.microsoft.com/office/word/2012/wordml" xmlns:w16cex="http://schemas.microsoft.com/office/word/2018/wordml/cex" xmlns:w16cid="http://schemas.microsoft.com/office/word/2016/wordml/cid" xmlns:w16="http://schemas.microsoft.com/office/word/2018/wordml" xmlns:w16du="http://schemas.microsoft.com/office/word/2023/wordml/word16du" xmlns:w16sdtdh="http://schemas.microsoft.com/office/word/2020/wordml/sdtdatahash" xmlns:w16sdtfl="http://schemas.microsoft.com/office/word/2024/wordml/sdtformatlock" xmlns:w16se="http://schemas.microsoft.com/office/word/2015/wordml/symex" xmlns:wpg="http://schemas.microsoft.com/office/word/2010/wordprocessingGroup" xmlns:wpi="http://schemas.microsoft.com/office/word/2010/wordprocessingInk" xmlns:wne="http://schemas.microsoft.com/office/word/2006/wordml" xmlns:wps="http://schemas.microsoft.com/office/word/2010/wordprocessingShape" mc:Ignorable="w14 w15 w16se w16cid w16 w16cex w16sdtdh w16sdtfl w16du wp14">
+<w:endnotes xmlns:wpc="http://schemas.microsoft.com/office/word/2010/wordprocessingCanvas" xmlns:cx="http://schemas.microsoft.com/office/drawing/2014/chartex" xmlns:cx1="http://schemas.microsoft.com/office/drawing/2015/9/8/chartex" xmlns:cx2="http://schemas.microsoft.com/office/drawing/2015/10/21/chartex" xmlns:cx3="http://schemas.microsoft.com/office/drawing/2016/5/9/chartex" xmlns:cx4="http://schemas.microsoft.com/office/drawing/2016/5/10/chartex" xmlns:cx5="http://schemas.microsoft.com/office/drawing/2016/5/11/chartex" xmlns:cx6="http://schemas.microsoft.com/office/drawing/2016/5/12/chartex" xmlns:cx7="http://schemas.microsoft.com/office/drawing/2016/5/13/chartex" xmlns:cx8="http://schemas.microsoft.com/office/drawing/2016/5/14/chartex" xmlns:mc="http://schemas.openxmlformats.org/markup-compatibility/2006" xmlns:m="http://schemas.openxmlformats.org/officeDocument/2006/math" xmlns:aink="http://schemas.microsoft.com/office/drawing/2016/ink" xmlns:am3d="http://schemas.microsoft.com/office/drawing/2017/model3d" xmlns:oel="http://schemas.microsoft.com/office/2019/extlst" xmlns:r="http://schemas.openxmlformats.org/officeDocument/2006/relationships" xmlns:wp14="http://schemas.microsoft.com/office/word/2010/wordprocessingDrawing" xmlns:wp="http://schemas.openxmlformats.org/drawingml/2006/wordprocessingDrawing" xmlns:wpg="http://schemas.microsoft.com/office/word/2010/wordprocessingGroup" xmlns:wpi="http://schemas.microsoft.com/office/word/2010/wordprocessingInk" xmlns:wps="http://schemas.microsoft.com/office/word/2010/wordprocessingShape" xmlns:o="urn:schemas-microsoft-com:office:office" xmlns:v="urn:schemas-microsoft-com:vml" xmlns:w10="urn:schemas-microsoft-com:office:word" xmlns:w="http://schemas.openxmlformats.org/wordprocessingml/2006/main" xmlns:w14="http://schemas.microsoft.com/office/word/2010/wordml" xmlns:w15="http://schemas.microsoft.com/office/word/2012/wordml" xmlns:w16cei="http://schemas.microsoft.com/office/word/2026/wordml/cei" xmlns:w16cex="http://schemas.microsoft.com/office/word/2018/wordml/cex" xmlns:w16cid="http://schemas.microsoft.com/office/word/2016/wordml/cid" xmlns:w16="http://schemas.microsoft.com/office/word/2018/wordml" xmlns:w16sdtdh="http://schemas.microsoft.com/office/word/2020/wordml/sdtdatahash" xmlns:w16sdtfl="http://schemas.microsoft.com/office/word/2024/wordml/sdtformatlock" xmlns:w16se="http://schemas.microsoft.com/office/word/2015/wordml/symex" xmlns:w16du="http://schemas.microsoft.com/office/word/2023/wordml/word16du" xmlns:wne="http://schemas.microsoft.com/office/word/2006/wordml" mc:Ignorable="w14 w15 w16se w16cid w16 w16cex w16sdtdh w16sdtfl w16du wp14">
   <w:endnote w:type="separator" w:id="-1">
     <w:p>
       <w:r>
@@ -6921,7 +6785,7 @@
 </file>
 
 <file path=word/footer1.xml><?xml version="1.0" encoding="utf-8"?>
-<w:ftr xmlns:wpc="http://schemas.microsoft.com/office/word/2010/wordprocessingCanvas" xmlns:cx="http://schemas.microsoft.com/office/drawing/2014/chartex" xmlns:cx1="http://schemas.microsoft.com/office/drawing/2015/9/8/chartex" xmlns:cx2="http://schemas.microsoft.com/office/drawing/2015/10/21/chartex" xmlns:cx3="http://schemas.microsoft.com/office/drawing/2016/5/9/chartex" xmlns:cx4="http://schemas.microsoft.com/office/drawing/2016/5/10/chartex" xmlns:cx5="http://schemas.microsoft.com/office/drawing/2016/5/11/chartex" xmlns:cx6="http://schemas.microsoft.com/office/drawing/2016/5/12/chartex" xmlns:cx7="http://schemas.microsoft.com/office/drawing/2016/5/13/chartex" xmlns:cx8="http://schemas.microsoft.com/office/drawing/2016/5/14/chartex" xmlns:mc="http://schemas.openxmlformats.org/markup-compatibility/2006" xmlns:aink="http://schemas.microsoft.com/office/drawing/2016/ink" xmlns:am3d="http://schemas.microsoft.com/office/drawing/2017/model3d" xmlns:o="urn:schemas-microsoft-com:office:office" xmlns:oel="http://schemas.microsoft.com/office/2019/extlst" xmlns:r="http://schemas.openxmlformats.org/officeDocument/2006/relationships" xmlns:m="http://schemas.openxmlformats.org/officeDocument/2006/math" xmlns:v="urn:schemas-microsoft-com:vml" xmlns:wp14="http://schemas.microsoft.com/office/word/2010/wordprocessingDrawing" xmlns:wp="http://schemas.openxmlformats.org/drawingml/2006/wordprocessingDrawing" xmlns:w10="urn:schemas-microsoft-com:office:word" xmlns:w="http://schemas.openxmlformats.org/wordprocessingml/2006/main" xmlns:w14="http://schemas.microsoft.com/office/word/2010/wordml" xmlns:w15="http://schemas.microsoft.com/office/word/2012/wordml" xmlns:w16cex="http://schemas.microsoft.com/office/word/2018/wordml/cex" xmlns:w16cid="http://schemas.microsoft.com/office/word/2016/wordml/cid" xmlns:w16="http://schemas.microsoft.com/office/word/2018/wordml" xmlns:w16du="http://schemas.microsoft.com/office/word/2023/wordml/word16du" xmlns:w16sdtdh="http://schemas.microsoft.com/office/word/2020/wordml/sdtdatahash" xmlns:w16sdtfl="http://schemas.microsoft.com/office/word/2024/wordml/sdtformatlock" xmlns:w16se="http://schemas.microsoft.com/office/word/2015/wordml/symex" xmlns:wpg="http://schemas.microsoft.com/office/word/2010/wordprocessingGroup" xmlns:wpi="http://schemas.microsoft.com/office/word/2010/wordprocessingInk" xmlns:wne="http://schemas.microsoft.com/office/word/2006/wordml" xmlns:wps="http://schemas.microsoft.com/office/word/2010/wordprocessingShape" mc:Ignorable="w14 w15 w16se w16cid w16 w16cex w16sdtdh w16sdtfl w16du wp14">
+<w:ftr xmlns:wpc="http://schemas.microsoft.com/office/word/2010/wordprocessingCanvas" xmlns:cx="http://schemas.microsoft.com/office/drawing/2014/chartex" xmlns:cx1="http://schemas.microsoft.com/office/drawing/2015/9/8/chartex" xmlns:cx2="http://schemas.microsoft.com/office/drawing/2015/10/21/chartex" xmlns:cx3="http://schemas.microsoft.com/office/drawing/2016/5/9/chartex" xmlns:cx4="http://schemas.microsoft.com/office/drawing/2016/5/10/chartex" xmlns:cx5="http://schemas.microsoft.com/office/drawing/2016/5/11/chartex" xmlns:cx6="http://schemas.microsoft.com/office/drawing/2016/5/12/chartex" xmlns:cx7="http://schemas.microsoft.com/office/drawing/2016/5/13/chartex" xmlns:cx8="http://schemas.microsoft.com/office/drawing/2016/5/14/chartex" xmlns:mc="http://schemas.openxmlformats.org/markup-compatibility/2006" xmlns:m="http://schemas.openxmlformats.org/officeDocument/2006/math" xmlns:aink="http://schemas.microsoft.com/office/drawing/2016/ink" xmlns:am3d="http://schemas.microsoft.com/office/drawing/2017/model3d" xmlns:oel="http://schemas.microsoft.com/office/2019/extlst" xmlns:r="http://schemas.openxmlformats.org/officeDocument/2006/relationships" xmlns:wp14="http://schemas.microsoft.com/office/word/2010/wordprocessingDrawing" xmlns:wp="http://schemas.openxmlformats.org/drawingml/2006/wordprocessingDrawing" xmlns:wpg="http://schemas.microsoft.com/office/word/2010/wordprocessingGroup" xmlns:wpi="http://schemas.microsoft.com/office/word/2010/wordprocessingInk" xmlns:wps="http://schemas.microsoft.com/office/word/2010/wordprocessingShape" xmlns:o="urn:schemas-microsoft-com:office:office" xmlns:v="urn:schemas-microsoft-com:vml" xmlns:w10="urn:schemas-microsoft-com:office:word" xmlns:w="http://schemas.openxmlformats.org/wordprocessingml/2006/main" xmlns:w14="http://schemas.microsoft.com/office/word/2010/wordml" xmlns:w15="http://schemas.microsoft.com/office/word/2012/wordml" xmlns:w16cei="http://schemas.microsoft.com/office/word/2026/wordml/cei" xmlns:w16cex="http://schemas.microsoft.com/office/word/2018/wordml/cex" xmlns:w16cid="http://schemas.microsoft.com/office/word/2016/wordml/cid" xmlns:w16="http://schemas.microsoft.com/office/word/2018/wordml" xmlns:w16sdtdh="http://schemas.microsoft.com/office/word/2020/wordml/sdtdatahash" xmlns:w16sdtfl="http://schemas.microsoft.com/office/word/2024/wordml/sdtformatlock" xmlns:w16se="http://schemas.microsoft.com/office/word/2015/wordml/symex" xmlns:w16du="http://schemas.microsoft.com/office/word/2023/wordml/word16du" xmlns:wne="http://schemas.microsoft.com/office/word/2006/wordml" mc:Ignorable="w14 w15 w16se w16cid w16 w16cex w16sdtdh w16sdtfl w16du wp14">
   <w:p>
     <w:pPr>
       <w:pStyle w:val="Voettekst"/>
@@ -6974,7 +6838,7 @@
 </file>
 
 <file path=word/footnotes.xml><?xml version="1.0" encoding="utf-8"?>
-<w:footnotes xmlns:wpc="http://schemas.microsoft.com/office/word/2010/wordprocessingCanvas" xmlns:cx="http://schemas.microsoft.com/office/drawing/2014/chartex" xmlns:cx1="http://schemas.microsoft.com/office/drawing/2015/9/8/chartex" xmlns:cx2="http://schemas.microsoft.com/office/drawing/2015/10/21/chartex" xmlns:cx3="http://schemas.microsoft.com/office/drawing/2016/5/9/chartex" xmlns:cx4="http://schemas.microsoft.com/office/drawing/2016/5/10/chartex" xmlns:cx5="http://schemas.microsoft.com/office/drawing/2016/5/11/chartex" xmlns:cx6="http://schemas.microsoft.com/office/drawing/2016/5/12/chartex" xmlns:cx7="http://schemas.microsoft.com/office/drawing/2016/5/13/chartex" xmlns:cx8="http://schemas.microsoft.com/office/drawing/2016/5/14/chartex" xmlns:mc="http://schemas.openxmlformats.org/markup-compatibility/2006" xmlns:aink="http://schemas.microsoft.com/office/drawing/2016/ink" xmlns:am3d="http://schemas.microsoft.com/office/drawing/2017/model3d" xmlns:o="urn:schemas-microsoft-com:office:office" xmlns:oel="http://schemas.microsoft.com/office/2019/extlst" xmlns:r="http://schemas.openxmlformats.org/officeDocument/2006/relationships" xmlns:m="http://schemas.openxmlformats.org/officeDocument/2006/math" xmlns:v="urn:schemas-microsoft-com:vml" xmlns:wp14="http://schemas.microsoft.com/office/word/2010/wordprocessingDrawing" xmlns:wp="http://schemas.openxmlformats.org/drawingml/2006/wordprocessingDrawing" xmlns:w10="urn:schemas-microsoft-com:office:word" xmlns:w="http://schemas.openxmlformats.org/wordprocessingml/2006/main" xmlns:w14="http://schemas.microsoft.com/office/word/2010/wordml" xmlns:w15="http://schemas.microsoft.com/office/word/2012/wordml" xmlns:w16cex="http://schemas.microsoft.com/office/word/2018/wordml/cex" xmlns:w16cid="http://schemas.microsoft.com/office/word/2016/wordml/cid" xmlns:w16="http://schemas.microsoft.com/office/word/2018/wordml" xmlns:w16du="http://schemas.microsoft.com/office/word/2023/wordml/word16du" xmlns:w16sdtdh="http://schemas.microsoft.com/office/word/2020/wordml/sdtdatahash" xmlns:w16sdtfl="http://schemas.microsoft.com/office/word/2024/wordml/sdtformatlock" xmlns:w16se="http://schemas.microsoft.com/office/word/2015/wordml/symex" xmlns:wpg="http://schemas.microsoft.com/office/word/2010/wordprocessingGroup" xmlns:wpi="http://schemas.microsoft.com/office/word/2010/wordprocessingInk" xmlns:wne="http://schemas.microsoft.com/office/word/2006/wordml" xmlns:wps="http://schemas.microsoft.com/office/word/2010/wordprocessingShape" mc:Ignorable="w14 w15 w16se w16cid w16 w16cex w16sdtdh w16sdtfl w16du wp14">
+<w:footnotes xmlns:wpc="http://schemas.microsoft.com/office/word/2010/wordprocessingCanvas" xmlns:cx="http://schemas.microsoft.com/office/drawing/2014/chartex" xmlns:cx1="http://schemas.microsoft.com/office/drawing/2015/9/8/chartex" xmlns:cx2="http://schemas.microsoft.com/office/drawing/2015/10/21/chartex" xmlns:cx3="http://schemas.microsoft.com/office/drawing/2016/5/9/chartex" xmlns:cx4="http://schemas.microsoft.com/office/drawing/2016/5/10/chartex" xmlns:cx5="http://schemas.microsoft.com/office/drawing/2016/5/11/chartex" xmlns:cx6="http://schemas.microsoft.com/office/drawing/2016/5/12/chartex" xmlns:cx7="http://schemas.microsoft.com/office/drawing/2016/5/13/chartex" xmlns:cx8="http://schemas.microsoft.com/office/drawing/2016/5/14/chartex" xmlns:mc="http://schemas.openxmlformats.org/markup-compatibility/2006" xmlns:m="http://schemas.openxmlformats.org/officeDocument/2006/math" xmlns:aink="http://schemas.microsoft.com/office/drawing/2016/ink" xmlns:am3d="http://schemas.microsoft.com/office/drawing/2017/model3d" xmlns:oel="http://schemas.microsoft.com/office/2019/extlst" xmlns:r="http://schemas.openxmlformats.org/officeDocument/2006/relationships" xmlns:wp14="http://schemas.microsoft.com/office/word/2010/wordprocessingDrawing" xmlns:wp="http://schemas.openxmlformats.org/drawingml/2006/wordprocessingDrawing" xmlns:wpg="http://schemas.microsoft.com/office/word/2010/wordprocessingGroup" xmlns:wpi="http://schemas.microsoft.com/office/word/2010/wordprocessingInk" xmlns:wps="http://schemas.microsoft.com/office/word/2010/wordprocessingShape" xmlns:o="urn:schemas-microsoft-com:office:office" xmlns:v="urn:schemas-microsoft-com:vml" xmlns:w10="urn:schemas-microsoft-com:office:word" xmlns:w="http://schemas.openxmlformats.org/wordprocessingml/2006/main" xmlns:w14="http://schemas.microsoft.com/office/word/2010/wordml" xmlns:w15="http://schemas.microsoft.com/office/word/2012/wordml" xmlns:w16cei="http://schemas.microsoft.com/office/word/2026/wordml/cei" xmlns:w16cex="http://schemas.microsoft.com/office/word/2018/wordml/cex" xmlns:w16cid="http://schemas.microsoft.com/office/word/2016/wordml/cid" xmlns:w16="http://schemas.microsoft.com/office/word/2018/wordml" xmlns:w16sdtdh="http://schemas.microsoft.com/office/word/2020/wordml/sdtdatahash" xmlns:w16sdtfl="http://schemas.microsoft.com/office/word/2024/wordml/sdtformatlock" xmlns:w16se="http://schemas.microsoft.com/office/word/2015/wordml/symex" xmlns:w16du="http://schemas.microsoft.com/office/word/2023/wordml/word16du" xmlns:wne="http://schemas.microsoft.com/office/word/2006/wordml" mc:Ignorable="w14 w15 w16se w16cid w16 w16cex w16sdtdh w16sdtfl w16du wp14">
   <w:footnote w:type="separator" w:id="-1">
     <w:p>
       <w:r>
@@ -6993,7 +6857,7 @@
 </file>
 
 <file path=word/header1.xml><?xml version="1.0" encoding="utf-8"?>
-<w:hdr xmlns:wpc="http://schemas.microsoft.com/office/word/2010/wordprocessingCanvas" xmlns:cx="http://schemas.microsoft.com/office/drawing/2014/chartex" xmlns:cx1="http://schemas.microsoft.com/office/drawing/2015/9/8/chartex" xmlns:cx2="http://schemas.microsoft.com/office/drawing/2015/10/21/chartex" xmlns:cx3="http://schemas.microsoft.com/office/drawing/2016/5/9/chartex" xmlns:cx4="http://schemas.microsoft.com/office/drawing/2016/5/10/chartex" xmlns:cx5="http://schemas.microsoft.com/office/drawing/2016/5/11/chartex" xmlns:cx6="http://schemas.microsoft.com/office/drawing/2016/5/12/chartex" xmlns:cx7="http://schemas.microsoft.com/office/drawing/2016/5/13/chartex" xmlns:cx8="http://schemas.microsoft.com/office/drawing/2016/5/14/chartex" xmlns:mc="http://schemas.openxmlformats.org/markup-compatibility/2006" xmlns:aink="http://schemas.microsoft.com/office/drawing/2016/ink" xmlns:am3d="http://schemas.microsoft.com/office/drawing/2017/model3d" xmlns:o="urn:schemas-microsoft-com:office:office" xmlns:oel="http://schemas.microsoft.com/office/2019/extlst" xmlns:r="http://schemas.openxmlformats.org/officeDocument/2006/relationships" xmlns:m="http://schemas.openxmlformats.org/officeDocument/2006/math" xmlns:v="urn:schemas-microsoft-com:vml" xmlns:wp14="http://schemas.microsoft.com/office/word/2010/wordprocessingDrawing" xmlns:wp="http://schemas.openxmlformats.org/drawingml/2006/wordprocessingDrawing" xmlns:w10="urn:schemas-microsoft-com:office:word" xmlns:w="http://schemas.openxmlformats.org/wordprocessingml/2006/main" xmlns:w14="http://schemas.microsoft.com/office/word/2010/wordml" xmlns:w15="http://schemas.microsoft.com/office/word/2012/wordml" xmlns:w16cex="http://schemas.microsoft.com/office/word/2018/wordml/cex" xmlns:w16cid="http://schemas.microsoft.com/office/word/2016/wordml/cid" xmlns:w16="http://schemas.microsoft.com/office/word/2018/wordml" xmlns:w16du="http://schemas.microsoft.com/office/word/2023/wordml/word16du" xmlns:w16sdtdh="http://schemas.microsoft.com/office/word/2020/wordml/sdtdatahash" xmlns:w16sdtfl="http://schemas.microsoft.com/office/word/2024/wordml/sdtformatlock" xmlns:w16se="http://schemas.microsoft.com/office/word/2015/wordml/symex" xmlns:wpg="http://schemas.microsoft.com/office/word/2010/wordprocessingGroup" xmlns:wpi="http://schemas.microsoft.com/office/word/2010/wordprocessingInk" xmlns:wne="http://schemas.microsoft.com/office/word/2006/wordml" xmlns:wps="http://schemas.microsoft.com/office/word/2010/wordprocessingShape" mc:Ignorable="w14 w15 w16se w16cid w16 w16cex w16sdtdh w16sdtfl w16du wp14">
+<w:hdr xmlns:wpc="http://schemas.microsoft.com/office/word/2010/wordprocessingCanvas" xmlns:cx="http://schemas.microsoft.com/office/drawing/2014/chartex" xmlns:cx1="http://schemas.microsoft.com/office/drawing/2015/9/8/chartex" xmlns:cx2="http://schemas.microsoft.com/office/drawing/2015/10/21/chartex" xmlns:cx3="http://schemas.microsoft.com/office/drawing/2016/5/9/chartex" xmlns:cx4="http://schemas.microsoft.com/office/drawing/2016/5/10/chartex" xmlns:cx5="http://schemas.microsoft.com/office/drawing/2016/5/11/chartex" xmlns:cx6="http://schemas.microsoft.com/office/drawing/2016/5/12/chartex" xmlns:cx7="http://schemas.microsoft.com/office/drawing/2016/5/13/chartex" xmlns:cx8="http://schemas.microsoft.com/office/drawing/2016/5/14/chartex" xmlns:mc="http://schemas.openxmlformats.org/markup-compatibility/2006" xmlns:m="http://schemas.openxmlformats.org/officeDocument/2006/math" xmlns:aink="http://schemas.microsoft.com/office/drawing/2016/ink" xmlns:am3d="http://schemas.microsoft.com/office/drawing/2017/model3d" xmlns:oel="http://schemas.microsoft.com/office/2019/extlst" xmlns:r="http://schemas.openxmlformats.org/officeDocument/2006/relationships" xmlns:wp14="http://schemas.microsoft.com/office/word/2010/wordprocessingDrawing" xmlns:wp="http://schemas.openxmlformats.org/drawingml/2006/wordprocessingDrawing" xmlns:wpg="http://schemas.microsoft.com/office/word/2010/wordprocessingGroup" xmlns:wpi="http://schemas.microsoft.com/office/word/2010/wordprocessingInk" xmlns:wps="http://schemas.microsoft.com/office/word/2010/wordprocessingShape" xmlns:o="urn:schemas-microsoft-com:office:office" xmlns:v="urn:schemas-microsoft-com:vml" xmlns:w10="urn:schemas-microsoft-com:office:word" xmlns:w="http://schemas.openxmlformats.org/wordprocessingml/2006/main" xmlns:w14="http://schemas.microsoft.com/office/word/2010/wordml" xmlns:w15="http://schemas.microsoft.com/office/word/2012/wordml" xmlns:w16cei="http://schemas.microsoft.com/office/word/2026/wordml/cei" xmlns:w16cex="http://schemas.microsoft.com/office/word/2018/wordml/cex" xmlns:w16cid="http://schemas.microsoft.com/office/word/2016/wordml/cid" xmlns:w16="http://schemas.microsoft.com/office/word/2018/wordml" xmlns:w16sdtdh="http://schemas.microsoft.com/office/word/2020/wordml/sdtdatahash" xmlns:w16sdtfl="http://schemas.microsoft.com/office/word/2024/wordml/sdtformatlock" xmlns:w16se="http://schemas.microsoft.com/office/word/2015/wordml/symex" xmlns:w16du="http://schemas.microsoft.com/office/word/2023/wordml/word16du" xmlns:wne="http://schemas.microsoft.com/office/word/2006/wordml" mc:Ignorable="w14 w15 w16se w16cid w16 w16cex w16sdtdh w16sdtfl w16du wp14">
   <w:sdt>
     <w:sdtPr>
       <w:rPr>
@@ -7044,7 +6908,7 @@
 </file>
 
 <file path=word/header2.xml><?xml version="1.0" encoding="utf-8"?>
-<w:hdr xmlns:wpc="http://schemas.microsoft.com/office/word/2010/wordprocessingCanvas" xmlns:cx="http://schemas.microsoft.com/office/drawing/2014/chartex" xmlns:cx1="http://schemas.microsoft.com/office/drawing/2015/9/8/chartex" xmlns:cx2="http://schemas.microsoft.com/office/drawing/2015/10/21/chartex" xmlns:cx3="http://schemas.microsoft.com/office/drawing/2016/5/9/chartex" xmlns:cx4="http://schemas.microsoft.com/office/drawing/2016/5/10/chartex" xmlns:cx5="http://schemas.microsoft.com/office/drawing/2016/5/11/chartex" xmlns:cx6="http://schemas.microsoft.com/office/drawing/2016/5/12/chartex" xmlns:cx7="http://schemas.microsoft.com/office/drawing/2016/5/13/chartex" xmlns:cx8="http://schemas.microsoft.com/office/drawing/2016/5/14/chartex" xmlns:mc="http://schemas.openxmlformats.org/markup-compatibility/2006" xmlns:aink="http://schemas.microsoft.com/office/drawing/2016/ink" xmlns:am3d="http://schemas.microsoft.com/office/drawing/2017/model3d" xmlns:o="urn:schemas-microsoft-com:office:office" xmlns:oel="http://schemas.microsoft.com/office/2019/extlst" xmlns:r="http://schemas.openxmlformats.org/officeDocument/2006/relationships" xmlns:m="http://schemas.openxmlformats.org/officeDocument/2006/math" xmlns:v="urn:schemas-microsoft-com:vml" xmlns:wp14="http://schemas.microsoft.com/office/word/2010/wordprocessingDrawing" xmlns:wp="http://schemas.openxmlformats.org/drawingml/2006/wordprocessingDrawing" xmlns:w10="urn:schemas-microsoft-com:office:word" xmlns:w="http://schemas.openxmlformats.org/wordprocessingml/2006/main" xmlns:w14="http://schemas.microsoft.com/office/word/2010/wordml" xmlns:w15="http://schemas.microsoft.com/office/word/2012/wordml" xmlns:w16cex="http://schemas.microsoft.com/office/word/2018/wordml/cex" xmlns:w16cid="http://schemas.microsoft.com/office/word/2016/wordml/cid" xmlns:w16="http://schemas.microsoft.com/office/word/2018/wordml" xmlns:w16du="http://schemas.microsoft.com/office/word/2023/wordml/word16du" xmlns:w16sdtdh="http://schemas.microsoft.com/office/word/2020/wordml/sdtdatahash" xmlns:w16sdtfl="http://schemas.microsoft.com/office/word/2024/wordml/sdtformatlock" xmlns:w16se="http://schemas.microsoft.com/office/word/2015/wordml/symex" xmlns:wpg="http://schemas.microsoft.com/office/word/2010/wordprocessingGroup" xmlns:wpi="http://schemas.microsoft.com/office/word/2010/wordprocessingInk" xmlns:wne="http://schemas.microsoft.com/office/word/2006/wordml" xmlns:wps="http://schemas.microsoft.com/office/word/2010/wordprocessingShape" mc:Ignorable="w14 w15 w16se w16cid w16 w16cex w16sdtdh w16sdtfl w16du wp14">
+<w:hdr xmlns:wpc="http://schemas.microsoft.com/office/word/2010/wordprocessingCanvas" xmlns:cx="http://schemas.microsoft.com/office/drawing/2014/chartex" xmlns:cx1="http://schemas.microsoft.com/office/drawing/2015/9/8/chartex" xmlns:cx2="http://schemas.microsoft.com/office/drawing/2015/10/21/chartex" xmlns:cx3="http://schemas.microsoft.com/office/drawing/2016/5/9/chartex" xmlns:cx4="http://schemas.microsoft.com/office/drawing/2016/5/10/chartex" xmlns:cx5="http://schemas.microsoft.com/office/drawing/2016/5/11/chartex" xmlns:cx6="http://schemas.microsoft.com/office/drawing/2016/5/12/chartex" xmlns:cx7="http://schemas.microsoft.com/office/drawing/2016/5/13/chartex" xmlns:cx8="http://schemas.microsoft.com/office/drawing/2016/5/14/chartex" xmlns:mc="http://schemas.openxmlformats.org/markup-compatibility/2006" xmlns:m="http://schemas.openxmlformats.org/officeDocument/2006/math" xmlns:aink="http://schemas.microsoft.com/office/drawing/2016/ink" xmlns:am3d="http://schemas.microsoft.com/office/drawing/2017/model3d" xmlns:oel="http://schemas.microsoft.com/office/2019/extlst" xmlns:r="http://schemas.openxmlformats.org/officeDocument/2006/relationships" xmlns:wp14="http://schemas.microsoft.com/office/word/2010/wordprocessingDrawing" xmlns:wp="http://schemas.openxmlformats.org/drawingml/2006/wordprocessingDrawing" xmlns:wpg="http://schemas.microsoft.com/office/word/2010/wordprocessingGroup" xmlns:wpi="http://schemas.microsoft.com/office/word/2010/wordprocessingInk" xmlns:wps="http://schemas.microsoft.com/office/word/2010/wordprocessingShape" xmlns:o="urn:schemas-microsoft-com:office:office" xmlns:v="urn:schemas-microsoft-com:vml" xmlns:w10="urn:schemas-microsoft-com:office:word" xmlns:w="http://schemas.openxmlformats.org/wordprocessingml/2006/main" xmlns:w14="http://schemas.microsoft.com/office/word/2010/wordml" xmlns:w15="http://schemas.microsoft.com/office/word/2012/wordml" xmlns:w16cei="http://schemas.microsoft.com/office/word/2026/wordml/cei" xmlns:w16cex="http://schemas.microsoft.com/office/word/2018/wordml/cex" xmlns:w16cid="http://schemas.microsoft.com/office/word/2016/wordml/cid" xmlns:w16="http://schemas.microsoft.com/office/word/2018/wordml" xmlns:w16sdtdh="http://schemas.microsoft.com/office/word/2020/wordml/sdtdatahash" xmlns:w16sdtfl="http://schemas.microsoft.com/office/word/2024/wordml/sdtformatlock" xmlns:w16se="http://schemas.microsoft.com/office/word/2015/wordml/symex" xmlns:w16du="http://schemas.microsoft.com/office/word/2023/wordml/word16du" xmlns:wne="http://schemas.microsoft.com/office/word/2006/wordml" mc:Ignorable="w14 w15 w16se w16cid w16 w16cex w16sdtdh w16sdtfl w16du wp14">
   <w:sdt>
     <w:sdtPr>
       <w:rPr>
@@ -7123,7 +6987,7 @@
 </file>
 
 <file path=word/numbering.xml><?xml version="1.0" encoding="utf-8"?>
-<w:numbering xmlns:wpc="http://schemas.microsoft.com/office/word/2010/wordprocessingCanvas" xmlns:cx="http://schemas.microsoft.com/office/drawing/2014/chartex" xmlns:cx1="http://schemas.microsoft.com/office/drawing/2015/9/8/chartex" xmlns:cx2="http://schemas.microsoft.com/office/drawing/2015/10/21/chartex" xmlns:cx3="http://schemas.microsoft.com/office/drawing/2016/5/9/chartex" xmlns:cx4="http://schemas.microsoft.com/office/drawing/2016/5/10/chartex" xmlns:cx5="http://schemas.microsoft.com/office/drawing/2016/5/11/chartex" xmlns:cx6="http://schemas.microsoft.com/office/drawing/2016/5/12/chartex" xmlns:cx7="http://schemas.microsoft.com/office/drawing/2016/5/13/chartex" xmlns:cx8="http://schemas.microsoft.com/office/drawing/2016/5/14/chartex" xmlns:mc="http://schemas.openxmlformats.org/markup-compatibility/2006" xmlns:aink="http://schemas.microsoft.com/office/drawing/2016/ink" xmlns:am3d="http://schemas.microsoft.com/office/drawing/2017/model3d" xmlns:o="urn:schemas-microsoft-com:office:office" xmlns:oel="http://schemas.microsoft.com/office/2019/extlst" xmlns:r="http://schemas.openxmlformats.org/officeDocument/2006/relationships" xmlns:m="http://schemas.openxmlformats.org/officeDocument/2006/math" xmlns:v="urn:schemas-microsoft-com:vml" xmlns:wp14="http://schemas.microsoft.com/office/word/2010/wordprocessingDrawing" xmlns:wp="http://schemas.openxmlformats.org/drawingml/2006/wordprocessingDrawing" xmlns:w10="urn:schemas-microsoft-com:office:word" xmlns:w="http://schemas.openxmlformats.org/wordprocessingml/2006/main" xmlns:w14="http://schemas.microsoft.com/office/word/2010/wordml" xmlns:w15="http://schemas.microsoft.com/office/word/2012/wordml" xmlns:w16cex="http://schemas.microsoft.com/office/word/2018/wordml/cex" xmlns:w16cid="http://schemas.microsoft.com/office/word/2016/wordml/cid" xmlns:w16="http://schemas.microsoft.com/office/word/2018/wordml" xmlns:w16du="http://schemas.microsoft.com/office/word/2023/wordml/word16du" xmlns:w16sdtdh="http://schemas.microsoft.com/office/word/2020/wordml/sdtdatahash" xmlns:w16sdtfl="http://schemas.microsoft.com/office/word/2024/wordml/sdtformatlock" xmlns:w16se="http://schemas.microsoft.com/office/word/2015/wordml/symex" xmlns:wpg="http://schemas.microsoft.com/office/word/2010/wordprocessingGroup" xmlns:wpi="http://schemas.microsoft.com/office/word/2010/wordprocessingInk" xmlns:wne="http://schemas.microsoft.com/office/word/2006/wordml" xmlns:wps="http://schemas.microsoft.com/office/word/2010/wordprocessingShape" mc:Ignorable="w14 w15 w16se w16cid w16 w16cex w16sdtdh w16sdtfl w16du wp14">
+<w:numbering xmlns:wpc="http://schemas.microsoft.com/office/word/2010/wordprocessingCanvas" xmlns:cx="http://schemas.microsoft.com/office/drawing/2014/chartex" xmlns:cx1="http://schemas.microsoft.com/office/drawing/2015/9/8/chartex" xmlns:cx2="http://schemas.microsoft.com/office/drawing/2015/10/21/chartex" xmlns:cx3="http://schemas.microsoft.com/office/drawing/2016/5/9/chartex" xmlns:cx4="http://schemas.microsoft.com/office/drawing/2016/5/10/chartex" xmlns:cx5="http://schemas.microsoft.com/office/drawing/2016/5/11/chartex" xmlns:cx6="http://schemas.microsoft.com/office/drawing/2016/5/12/chartex" xmlns:cx7="http://schemas.microsoft.com/office/drawing/2016/5/13/chartex" xmlns:cx8="http://schemas.microsoft.com/office/drawing/2016/5/14/chartex" xmlns:mc="http://schemas.openxmlformats.org/markup-compatibility/2006" xmlns:m="http://schemas.openxmlformats.org/officeDocument/2006/math" xmlns:aink="http://schemas.microsoft.com/office/drawing/2016/ink" xmlns:am3d="http://schemas.microsoft.com/office/drawing/2017/model3d" xmlns:oel="http://schemas.microsoft.com/office/2019/extlst" xmlns:r="http://schemas.openxmlformats.org/officeDocument/2006/relationships" xmlns:wp14="http://schemas.microsoft.com/office/word/2010/wordprocessingDrawing" xmlns:wp="http://schemas.openxmlformats.org/drawingml/2006/wordprocessingDrawing" xmlns:wpg="http://schemas.microsoft.com/office/word/2010/wordprocessingGroup" xmlns:wpi="http://schemas.microsoft.com/office/word/2010/wordprocessingInk" xmlns:wps="http://schemas.microsoft.com/office/word/2010/wordprocessingShape" xmlns:o="urn:schemas-microsoft-com:office:office" xmlns:v="urn:schemas-microsoft-com:vml" xmlns:w10="urn:schemas-microsoft-com:office:word" xmlns:w="http://schemas.openxmlformats.org/wordprocessingml/2006/main" xmlns:w14="http://schemas.microsoft.com/office/word/2010/wordml" xmlns:w15="http://schemas.microsoft.com/office/word/2012/wordml" xmlns:w16cei="http://schemas.microsoft.com/office/word/2026/wordml/cei" xmlns:w16cex="http://schemas.microsoft.com/office/word/2018/wordml/cex" xmlns:w16cid="http://schemas.microsoft.com/office/word/2016/wordml/cid" xmlns:w16="http://schemas.microsoft.com/office/word/2018/wordml" xmlns:w16sdtdh="http://schemas.microsoft.com/office/word/2020/wordml/sdtdatahash" xmlns:w16sdtfl="http://schemas.microsoft.com/office/word/2024/wordml/sdtformatlock" xmlns:w16se="http://schemas.microsoft.com/office/word/2015/wordml/symex" xmlns:w16du="http://schemas.microsoft.com/office/word/2023/wordml/word16du" xmlns:wne="http://schemas.microsoft.com/office/word/2006/wordml" mc:Ignorable="w14 w15 w16se w16cid w16 w16cex w16sdtdh w16sdtfl w16du wp14">
   <w:abstractNum w:abstractNumId="0" w15:restartNumberingAfterBreak="0">
     <w:nsid w:val="0BB96B1F"/>
     <w:multiLevelType w:val="multilevel"/>
@@ -7432,7 +7296,7 @@
 </file>
 
 <file path=word/styles.xml><?xml version="1.0" encoding="utf-8"?>
-<w:styles xmlns:mc="http://schemas.openxmlformats.org/markup-compatibility/2006" xmlns:r="http://schemas.openxmlformats.org/officeDocument/2006/relationships" xmlns:w="http://schemas.openxmlformats.org/wordprocessingml/2006/main" xmlns:w14="http://schemas.microsoft.com/office/word/2010/wordml" xmlns:w15="http://schemas.microsoft.com/office/word/2012/wordml" xmlns:w16cex="http://schemas.microsoft.com/office/word/2018/wordml/cex" xmlns:w16cid="http://schemas.microsoft.com/office/word/2016/wordml/cid" xmlns:w16="http://schemas.microsoft.com/office/word/2018/wordml" xmlns:w16du="http://schemas.microsoft.com/office/word/2023/wordml/word16du" xmlns:w16sdtdh="http://schemas.microsoft.com/office/word/2020/wordml/sdtdatahash" xmlns:w16sdtfl="http://schemas.microsoft.com/office/word/2024/wordml/sdtformatlock" xmlns:w16se="http://schemas.microsoft.com/office/word/2015/wordml/symex" mc:Ignorable="w14 w15 w16se w16cid w16 w16cex w16sdtdh w16sdtfl w16du">
+<w:styles xmlns:mc="http://schemas.openxmlformats.org/markup-compatibility/2006" xmlns:r="http://schemas.openxmlformats.org/officeDocument/2006/relationships" xmlns:w="http://schemas.openxmlformats.org/wordprocessingml/2006/main" xmlns:w14="http://schemas.microsoft.com/office/word/2010/wordml" xmlns:w15="http://schemas.microsoft.com/office/word/2012/wordml" xmlns:w16cex="http://schemas.microsoft.com/office/word/2018/wordml/cex" xmlns:w16cid="http://schemas.microsoft.com/office/word/2016/wordml/cid" xmlns:w16="http://schemas.microsoft.com/office/word/2018/wordml" xmlns:w16sdtdh="http://schemas.microsoft.com/office/word/2020/wordml/sdtdatahash" xmlns:w16sdtfl="http://schemas.microsoft.com/office/word/2024/wordml/sdtformatlock" xmlns:w16se="http://schemas.microsoft.com/office/word/2015/wordml/symex" xmlns:w16du="http://schemas.microsoft.com/office/word/2023/wordml/word16du" mc:Ignorable="w14 w15 w16se w16cid w16 w16cex w16sdtdh w16sdtfl w16du">
   <w:docDefaults>
     <w:rPrDefault>
       <w:rPr>
